--- a/Coding II - STEM/Unit 6 - APIs & External Libraries/Daily Lesson Plans/Word/Day 3.docx
+++ b/Coding II - STEM/Unit 6 - APIs & External Libraries/Daily Lesson Plans/Word/Day 3.docx
@@ -4,283 +4,499 @@
   <w:body>
     <w:p>
       <w:pPr>
-        <w:pStyle w:val="Heading 1"/>
-        <w:spacing w:after="100"/>
-      </w:pPr>
-      <w:r>
-        <w:t xml:space="preserve">Course: Coding II | Unit 6: APIs &amp; External Libraries | Day 3: Parsing JSON APIs</w:t>
-      </w:r>
-    </w:p>
-    <w:p>
-      <w:pPr>
-        <w:spacing w:after="400"/>
-      </w:pPr>
-      <w:r>
-        <w:t xml:space="preserve">Duration: 60 minutes | TN Standard: 9-12.CCI.3</w:t>
-      </w:r>
-    </w:p>
-    <w:p>
-      <w:pPr>
-        <w:pStyle w:val="Heading1"/>
-        <w:spacing w:after="200"/>
-      </w:pPr>
-      <w:r>
-        <w:t xml:space="preserve">Learning Objective</w:t>
-      </w:r>
-    </w:p>
-    <w:p>
-      <w:pPr>
-        <w:spacing w:after="400"/>
-      </w:pPr>
-      <w:r>
+        <w:spacing w:after="120" w:before="0"/>
+      </w:pPr>
+      <w:r>
+        <w:rPr>
+          <w:rFonts w:ascii="Times New Roman" w:cs="Times New Roman" w:eastAsia="Times New Roman" w:hAnsi="Times New Roman"/>
+          <w:b/>
+          <w:bCs/>
+          <w:sz w:val="24"/>
+          <w:szCs w:val="24"/>
+          <w:u w:val="single"/>
+        </w:rPr>
+        <w:t xml:space="preserve">Day 3 (Wednesday) — Working with JSON APIs</w:t>
+      </w:r>
+    </w:p>
+    <w:p>
+      <w:pPr>
+        <w:spacing w:after="80" w:before="240"/>
+      </w:pPr>
+      <w:r>
+        <w:rPr>
+          <w:rFonts w:ascii="Times New Roman" w:cs="Times New Roman" w:eastAsia="Times New Roman" w:hAnsi="Times New Roman"/>
+          <w:b/>
+          <w:bCs/>
+          <w:sz w:val="24"/>
+          <w:szCs w:val="24"/>
+          <w:u w:val="single"/>
+        </w:rPr>
+        <w:t xml:space="preserve">Learning Target</w:t>
+      </w:r>
+    </w:p>
+    <w:p>
+      <w:pPr>
+        <w:spacing w:after="80"/>
+      </w:pPr>
+      <w:r>
+        <w:rPr>
+          <w:rFonts w:ascii="Times New Roman" w:cs="Times New Roman" w:eastAsia="Times New Roman" w:hAnsi="Times New Roman"/>
+          <w:sz w:val="24"/>
+          <w:szCs w:val="24"/>
+        </w:rPr>
         <w:t xml:space="preserve">I can interact with REST APIs, fetch real data, and process JSON responses.</w:t>
       </w:r>
     </w:p>
     <w:p>
       <w:pPr>
-        <w:pStyle w:val="Heading1"/>
-        <w:spacing w:after="200"/>
-      </w:pPr>
-      <w:r>
-        <w:t xml:space="preserve">Materials Needed</w:t>
-      </w:r>
-    </w:p>
-    <w:p>
-      <w:pPr>
-        <w:spacing w:line="240"/>
-      </w:pPr>
-      <w:r>
-        <w:t xml:space="preserve">Python IDE (VS Code, PyCharm, or Replit)</w:t>
-      </w:r>
-    </w:p>
-    <w:p>
-      <w:pPr>
-        <w:spacing w:line="240"/>
-      </w:pPr>
-      <w:r>
-        <w:t xml:space="preserve">Computers with Python 3.8+</w:t>
-      </w:r>
-    </w:p>
-    <w:p>
-      <w:pPr>
-        <w:spacing w:after="400" w:line="240"/>
-      </w:pPr>
-      <w:r>
-        <w:t xml:space="preserve">Practice problem handout</w:t>
-      </w:r>
-    </w:p>
-    <w:p>
-      <w:pPr>
-        <w:pStyle w:val="Heading1"/>
-        <w:spacing w:after="200"/>
-      </w:pPr>
-      <w:r>
-        <w:t xml:space="preserve">Lesson Sequence (60 minutes)</w:t>
-      </w:r>
-    </w:p>
-    <w:p>
-      <w:pPr>
-        <w:pStyle w:val="Heading2"/>
-        <w:spacing w:after="200"/>
-      </w:pPr>
-      <w:r>
-        <w:t xml:space="preserve">Warm-Up (10 minutes)</w:t>
-      </w:r>
-    </w:p>
-    <w:p>
-      <w:pPr>
-        <w:spacing w:after="400"/>
-      </w:pPr>
-      <w:r>
-        <w:t xml:space="preserve">Review: Connect today's lesson on Parsing JSON APIs to prior knowledge. Ask students: "Have you seen this pattern before? Where might this be useful?"</w:t>
-      </w:r>
-    </w:p>
-    <w:p>
-      <w:pPr>
-        <w:pStyle w:val="Heading2"/>
-        <w:spacing w:after="200"/>
-      </w:pPr>
-      <w:r>
-        <w:t xml:space="preserve">Direct Instruction (15 minutes)</w:t>
-      </w:r>
-    </w:p>
-    <w:p>
-      <w:pPr>
-        <w:spacing w:after="200"/>
-      </w:pPr>
-      <w:r>
-        <w:t xml:space="preserve">Introduce the key concepts of Parsing JSON APIs. Explain the "why" and "when to use" this approach.</w:t>
-      </w:r>
-    </w:p>
-    <w:p>
-      <w:pPr>
-        <w:pStyle w:val="Heading3"/>
-        <w:spacing w:after="100"/>
-      </w:pPr>
-      <w:r>
-        <w:t xml:space="preserve">Code Example 1:</w:t>
-      </w:r>
-    </w:p>
-    <w:p>
-      <w:pPr>
-        <w:pStyle w:val="List Bullet"/>
-        <w:pBdr>
-          <w:top w:val="single" w:color="000000" w:sz="6" w:space="1"/>
-          <w:bottom w:val="single" w:color="000000" w:sz="6" w:space="1"/>
-          <w:left w:val="single" w:color="000000" w:sz="6" w:space="1"/>
-          <w:right w:val="single" w:color="000000" w:sz="6" w:space="1"/>
-        </w:pBdr>
-        <w:spacing w:after="200"/>
-      </w:pPr>
-      <w:r>
-        <w:t xml:space="preserve">import requests
-import json
-# Fetch data from public API
-response = requests.get("https://api.coindesk.com/v1/bpi/currentprice.json")
-data = response.json()
-# Navigate nested JSON
-price_usd = data["bpi"]["USD"]["rate"]
-print(f"Bitcoin: ${price_usd}")
-# Process multiple results
-response = requests.get("https://api.github.com/repos/python/cpython/issues")
-issues = response.json()
-for issue in issues[:3]:
-    print(issue["title"], issue["state"])
-# Using API with authentication (API key)
-headers = {"Authorization": "Bearer YOUR_API_KEY"}
-response = requests.get("https://api.example.com/protected", headers=headers)
-# Paginated results
-page = 1
-all_data = []
-while page &lt;= 3:
-    params = {"page": page}
-    response = requests.get("https://api.example.com/data", params=params)
-    all_data.extend(response.json())
-    page += 1</w:t>
-      </w:r>
-    </w:p>
-    <w:p/>
-    <w:p>
-      <w:pPr>
-        <w:pStyle w:val="Heading2"/>
-        <w:spacing w:after="200"/>
-      </w:pPr>
-      <w:r>
-        <w:t xml:space="preserve">Guided Practice (15 minutes)</w:t>
-      </w:r>
-    </w:p>
-    <w:p>
-      <w:pPr>
-        <w:spacing w:after="400"/>
-      </w:pPr>
-      <w:r>
-        <w:t xml:space="preserve">Work through practice problems together as a class. Model the thinking process step-by-step. Have students code along at their computers.</w:t>
-      </w:r>
-    </w:p>
-    <w:p>
-      <w:pPr>
-        <w:pStyle w:val="Heading2"/>
-        <w:spacing w:after="200"/>
-      </w:pPr>
-      <w:r>
-        <w:t xml:space="preserve">Independent Practice (15 minutes)</w:t>
-      </w:r>
-    </w:p>
-    <w:p>
-      <w:pPr>
-        <w:spacing w:after="200"/>
-      </w:pPr>
-      <w:r>
-        <w:t xml:space="preserve">Students work on practice problems individually:</w:t>
-      </w:r>
-    </w:p>
-    <w:p>
-      <w:pPr>
-        <w:spacing w:after="400"/>
-      </w:pPr>
-      <w:r>
-        <w:t xml:space="preserve">Circulate to provide support and check for understanding.</w:t>
-      </w:r>
-    </w:p>
-    <w:p>
-      <w:pPr>
-        <w:pStyle w:val="Heading2"/>
-        <w:spacing w:after="200"/>
-      </w:pPr>
-      <w:r>
-        <w:t xml:space="preserve">Closure / Exit Ticket (5 minutes)</w:t>
-      </w:r>
-    </w:p>
-    <w:p>
-      <w:pPr>
-        <w:spacing w:after="400"/>
-      </w:pPr>
-      <w:r>
-        <w:t xml:space="preserve">Ask students: "What is one challenge you faced today? How could you solve it?" or "Explain today's main concept to a partner."</w:t>
-      </w:r>
-    </w:p>
-    <w:p>
-      <w:pPr>
-        <w:pStyle w:val="Heading1"/>
-        <w:spacing w:after="200"/>
-      </w:pPr>
-      <w:r>
-        <w:t xml:space="preserve">Differentiation</w:t>
-      </w:r>
-    </w:p>
-    <w:p>
-      <w:pPr>
-        <w:spacing w:after="200"/>
-      </w:pPr>
-      <w:r>
-        <w:t xml:space="preserve">For Students Needing Support: Provide simplified problem templates with blanks to fill in. Pair with peer mentor.</w:t>
-      </w:r>
-    </w:p>
-    <w:p>
-      <w:pPr>
-        <w:spacing w:after="400"/>
-      </w:pPr>
-      <w:r>
-        <w:t xml:space="preserve">For Students Ready for Challenge: Introduce advanced variations of the problem. Have them explain their solution to classmates.</w:t>
-      </w:r>
-    </w:p>
-    <w:p>
-      <w:pPr>
-        <w:pStyle w:val="Heading1"/>
-        <w:spacing w:after="200"/>
-      </w:pPr>
-      <w:r>
-        <w:t xml:space="preserve">Teacher Notes</w:t>
-      </w:r>
-    </w:p>
-    <w:p>
-      <w:pPr>
-        <w:spacing w:after="200"/>
-      </w:pPr>
-      <w:r>
-        <w:t xml:space="preserve">_________________________________________________________________</w:t>
-      </w:r>
-    </w:p>
-    <w:p>
-      <w:pPr>
-        <w:spacing w:after="200"/>
-      </w:pPr>
-      <w:r>
-        <w:t xml:space="preserve">_________________________________________________________________</w:t>
-      </w:r>
-    </w:p>
-    <w:p>
-      <w:pPr>
-        <w:spacing w:after="400"/>
-      </w:pPr>
-      <w:r>
-        <w:t xml:space="preserve">_________________________________________________________________</w:t>
+        <w:spacing w:after="80"/>
+      </w:pPr>
+    </w:p>
+    <w:p>
+      <w:pPr>
+        <w:spacing w:after="80" w:before="240"/>
+      </w:pPr>
+      <w:r>
+        <w:rPr>
+          <w:rFonts w:ascii="Times New Roman" w:cs="Times New Roman" w:eastAsia="Times New Roman" w:hAnsi="Times New Roman"/>
+          <w:b/>
+          <w:bCs/>
+          <w:sz w:val="24"/>
+          <w:szCs w:val="24"/>
+          <w:u w:val="single"/>
+        </w:rPr>
+        <w:t xml:space="preserve">Mini Lesson (15 min)</w:t>
+      </w:r>
+    </w:p>
+    <w:p>
+      <w:pPr>
+        <w:spacing w:after="80"/>
+      </w:pPr>
+      <w:r>
+        <w:rPr>
+          <w:rFonts w:ascii="Times New Roman" w:cs="Times New Roman" w:eastAsia="Times New Roman" w:hAnsi="Times New Roman"/>
+          <w:sz w:val="24"/>
+          <w:szCs w:val="24"/>
+        </w:rPr>
+        <w:t xml:space="preserve">REST API: Web service using HTTP for CRUD operations</w:t>
+      </w:r>
+    </w:p>
+    <w:p>
+      <w:pPr>
+        <w:spacing w:after="80"/>
+      </w:pPr>
+      <w:r>
+        <w:rPr>
+          <w:rFonts w:ascii="Times New Roman" w:cs="Times New Roman" w:eastAsia="Times New Roman" w:hAnsi="Times New Roman"/>
+          <w:sz w:val="24"/>
+          <w:szCs w:val="24"/>
+        </w:rPr>
+        <w:t xml:space="preserve">JSON: Lightweight data format</w:t>
+      </w:r>
+    </w:p>
+    <w:p>
+      <w:pPr>
+        <w:spacing w:after="80"/>
+      </w:pPr>
+      <w:r>
+        <w:rPr>
+          <w:rFonts w:ascii="Times New Roman" w:cs="Times New Roman" w:eastAsia="Times New Roman" w:hAnsi="Times New Roman"/>
+          <w:sz w:val="24"/>
+          <w:szCs w:val="24"/>
+        </w:rPr>
+        <w:t xml:space="preserve">Authentication: API keys for access control</w:t>
+      </w:r>
+    </w:p>
+    <w:p>
+      <w:pPr>
+        <w:spacing w:after="40" w:before="80"/>
+      </w:pPr>
+    </w:p>
+    <w:p>
+      <w:pPr>
+        <w:spacing w:after="20"/>
+        <w:ind w:left="540"/>
+      </w:pPr>
+      <w:r>
+        <w:rPr>
+          <w:rFonts w:ascii="Courier New" w:cs="Courier New" w:eastAsia="Courier New" w:hAnsi="Courier New"/>
+          <w:sz w:val="20"/>
+          <w:szCs w:val="20"/>
+        </w:rPr>
+        <w:t xml:space="preserve">import requests</w:t>
+      </w:r>
+    </w:p>
+    <w:p>
+      <w:pPr>
+        <w:spacing w:after="20"/>
+        <w:ind w:left="540"/>
+      </w:pPr>
+      <w:r>
+        <w:rPr>
+          <w:rFonts w:ascii="Courier New" w:cs="Courier New" w:eastAsia="Courier New" w:hAnsi="Courier New"/>
+          <w:sz w:val="20"/>
+          <w:szCs w:val="20"/>
+        </w:rPr>
+        <w:t xml:space="preserve">import json</w:t>
+      </w:r>
+    </w:p>
+    <w:p>
+      <w:pPr>
+        <w:spacing w:after="20"/>
+        <w:ind w:left="540"/>
+      </w:pPr>
+      <w:r>
+        <w:rPr>
+          <w:rFonts w:ascii="Courier New" w:cs="Courier New" w:eastAsia="Courier New" w:hAnsi="Courier New"/>
+          <w:sz w:val="20"/>
+          <w:szCs w:val="20"/>
+        </w:rPr>
+        <w:t xml:space="preserve"> </w:t>
+      </w:r>
+    </w:p>
+    <w:p>
+      <w:pPr>
+        <w:spacing w:after="20"/>
+        <w:ind w:left="540"/>
+      </w:pPr>
+      <w:r>
+        <w:rPr>
+          <w:rFonts w:ascii="Courier New" w:cs="Courier New" w:eastAsia="Courier New" w:hAnsi="Courier New"/>
+          <w:sz w:val="20"/>
+          <w:szCs w:val="20"/>
+        </w:rPr>
+        <w:t xml:space="preserve"># Fetch data from public API</w:t>
+      </w:r>
+    </w:p>
+    <w:p>
+      <w:pPr>
+        <w:spacing w:after="20"/>
+        <w:ind w:left="540"/>
+      </w:pPr>
+      <w:r>
+        <w:rPr>
+          <w:rFonts w:ascii="Courier New" w:cs="Courier New" w:eastAsia="Courier New" w:hAnsi="Courier New"/>
+          <w:sz w:val="20"/>
+          <w:szCs w:val="20"/>
+        </w:rPr>
+        <w:t xml:space="preserve">response = requests.get("https://api.coindesk.com/v1/bpi/currentprice.json")</w:t>
+      </w:r>
+    </w:p>
+    <w:p>
+      <w:pPr>
+        <w:spacing w:after="20"/>
+        <w:ind w:left="540"/>
+      </w:pPr>
+      <w:r>
+        <w:rPr>
+          <w:rFonts w:ascii="Courier New" w:cs="Courier New" w:eastAsia="Courier New" w:hAnsi="Courier New"/>
+          <w:sz w:val="20"/>
+          <w:szCs w:val="20"/>
+        </w:rPr>
+        <w:t xml:space="preserve">data = response.json()</w:t>
+      </w:r>
+    </w:p>
+    <w:p>
+      <w:pPr>
+        <w:spacing w:after="20"/>
+        <w:ind w:left="540"/>
+      </w:pPr>
+      <w:r>
+        <w:rPr>
+          <w:rFonts w:ascii="Courier New" w:cs="Courier New" w:eastAsia="Courier New" w:hAnsi="Courier New"/>
+          <w:sz w:val="20"/>
+          <w:szCs w:val="20"/>
+        </w:rPr>
+        <w:t xml:space="preserve"> </w:t>
+      </w:r>
+    </w:p>
+    <w:p>
+      <w:pPr>
+        <w:spacing w:after="20"/>
+        <w:ind w:left="540"/>
+      </w:pPr>
+      <w:r>
+        <w:rPr>
+          <w:rFonts w:ascii="Courier New" w:cs="Courier New" w:eastAsia="Courier New" w:hAnsi="Courier New"/>
+          <w:sz w:val="20"/>
+          <w:szCs w:val="20"/>
+        </w:rPr>
+        <w:t xml:space="preserve"># Navigate nested JSON</w:t>
+      </w:r>
+    </w:p>
+    <w:p>
+      <w:pPr>
+        <w:spacing w:after="20"/>
+        <w:ind w:left="540"/>
+      </w:pPr>
+      <w:r>
+        <w:rPr>
+          <w:rFonts w:ascii="Courier New" w:cs="Courier New" w:eastAsia="Courier New" w:hAnsi="Courier New"/>
+          <w:sz w:val="20"/>
+          <w:szCs w:val="20"/>
+        </w:rPr>
+        <w:t xml:space="preserve">price_usd = data["bpi"]["USD"]["rate"]</w:t>
+      </w:r>
+    </w:p>
+    <w:p>
+      <w:pPr>
+        <w:spacing w:after="20"/>
+        <w:ind w:left="540"/>
+      </w:pPr>
+      <w:r>
+        <w:rPr>
+          <w:rFonts w:ascii="Courier New" w:cs="Courier New" w:eastAsia="Courier New" w:hAnsi="Courier New"/>
+          <w:sz w:val="20"/>
+          <w:szCs w:val="20"/>
+        </w:rPr>
+        <w:t xml:space="preserve">print(f"Bitcoin: ${price_usd}")</w:t>
+      </w:r>
+    </w:p>
+    <w:p>
+      <w:pPr>
+        <w:spacing w:after="20"/>
+        <w:ind w:left="540"/>
+      </w:pPr>
+      <w:r>
+        <w:rPr>
+          <w:rFonts w:ascii="Courier New" w:cs="Courier New" w:eastAsia="Courier New" w:hAnsi="Courier New"/>
+          <w:sz w:val="20"/>
+          <w:szCs w:val="20"/>
+        </w:rPr>
+        <w:t xml:space="preserve"> </w:t>
+      </w:r>
+    </w:p>
+    <w:p>
+      <w:pPr>
+        <w:spacing w:after="20"/>
+        <w:ind w:left="540"/>
+      </w:pPr>
+      <w:r>
+        <w:rPr>
+          <w:rFonts w:ascii="Courier New" w:cs="Courier New" w:eastAsia="Courier New" w:hAnsi="Courier New"/>
+          <w:sz w:val="20"/>
+          <w:szCs w:val="20"/>
+        </w:rPr>
+        <w:t xml:space="preserve"># Process multiple results</w:t>
+      </w:r>
+    </w:p>
+    <w:p>
+      <w:pPr>
+        <w:spacing w:after="80"/>
+      </w:pPr>
+    </w:p>
+    <w:p>
+      <w:pPr>
+        <w:spacing w:after="80" w:before="240"/>
+      </w:pPr>
+      <w:r>
+        <w:rPr>
+          <w:rFonts w:ascii="Times New Roman" w:cs="Times New Roman" w:eastAsia="Times New Roman" w:hAnsi="Times New Roman"/>
+          <w:b/>
+          <w:bCs/>
+          <w:sz w:val="24"/>
+          <w:szCs w:val="24"/>
+          <w:u w:val="single"/>
+        </w:rPr>
+        <w:t xml:space="preserve">Guided Practice (15 min)</w:t>
+      </w:r>
+    </w:p>
+    <w:p>
+      <w:pPr>
+        <w:spacing w:after="80"/>
+      </w:pPr>
+      <w:r>
+        <w:rPr>
+          <w:rFonts w:ascii="Times New Roman" w:cs="Times New Roman" w:eastAsia="Times New Roman" w:hAnsi="Times New Roman"/>
+          <w:sz w:val="24"/>
+          <w:szCs w:val="24"/>
+        </w:rPr>
+        <w:t xml:space="preserve">Fetch weather data, stock data, or other public API information.</w:t>
+      </w:r>
+    </w:p>
+    <w:p>
+      <w:pPr>
+        <w:spacing w:after="80"/>
+      </w:pPr>
+    </w:p>
+    <w:p>
+      <w:pPr>
+        <w:spacing w:after="80" w:before="240"/>
+      </w:pPr>
+      <w:r>
+        <w:rPr>
+          <w:rFonts w:ascii="Times New Roman" w:cs="Times New Roman" w:eastAsia="Times New Roman" w:hAnsi="Times New Roman"/>
+          <w:b/>
+          <w:bCs/>
+          <w:sz w:val="24"/>
+          <w:szCs w:val="24"/>
+          <w:u w:val="single"/>
+        </w:rPr>
+        <w:t xml:space="preserve">Main Activity (15–20 min)</w:t>
+      </w:r>
+    </w:p>
+    <w:p>
+      <w:pPr>
+        <w:spacing w:after="80"/>
+      </w:pPr>
+      <w:r>
+        <w:rPr>
+          <w:rFonts w:ascii="Times New Roman" w:cs="Times New Roman" w:eastAsia="Times New Roman" w:hAnsi="Times New Roman"/>
+          <w:sz w:val="24"/>
+          <w:szCs w:val="24"/>
+        </w:rPr>
+        <w:t xml:space="preserve">APIs &amp; External Libraries Lab Activity</w:t>
+      </w:r>
+    </w:p>
+    <w:p>
+      <w:pPr>
+        <w:spacing w:after="60"/>
+        <w:ind w:left="360" w:hanging="180"/>
+      </w:pPr>
+      <w:r>
+        <w:rPr>
+          <w:rFonts w:ascii="Times New Roman" w:cs="Times New Roman" w:eastAsia="Times New Roman" w:hAnsi="Times New Roman"/>
+          <w:sz w:val="24"/>
+          <w:szCs w:val="24"/>
+        </w:rPr>
+        <w:t xml:space="preserve">1.  </w:t>
+      </w:r>
+      <w:r>
+        <w:rPr>
+          <w:rFonts w:ascii="Times New Roman" w:cs="Times New Roman" w:eastAsia="Times New Roman" w:hAnsi="Times New Roman"/>
+          <w:sz w:val="24"/>
+          <w:szCs w:val="24"/>
+        </w:rPr>
+        <w:t xml:space="preserve">[Beginner] Fetch and display data from public API.</w:t>
+      </w:r>
+    </w:p>
+    <w:p>
+      <w:pPr>
+        <w:spacing w:after="60"/>
+        <w:ind w:left="360" w:hanging="180"/>
+      </w:pPr>
+      <w:r>
+        <w:rPr>
+          <w:rFonts w:ascii="Times New Roman" w:cs="Times New Roman" w:eastAsia="Times New Roman" w:hAnsi="Times New Roman"/>
+          <w:sz w:val="24"/>
+          <w:szCs w:val="24"/>
+        </w:rPr>
+        <w:t xml:space="preserve">2.  </w:t>
+      </w:r>
+      <w:r>
+        <w:rPr>
+          <w:rFonts w:ascii="Times New Roman" w:cs="Times New Roman" w:eastAsia="Times New Roman" w:hAnsi="Times New Roman"/>
+          <w:sz w:val="24"/>
+          <w:szCs w:val="24"/>
+        </w:rPr>
+        <w:t xml:space="preserve">[Intermediate] Process multiple API results.</w:t>
+      </w:r>
+    </w:p>
+    <w:p>
+      <w:pPr>
+        <w:spacing w:after="60"/>
+        <w:ind w:left="360" w:hanging="180"/>
+      </w:pPr>
+      <w:r>
+        <w:rPr>
+          <w:rFonts w:ascii="Times New Roman" w:cs="Times New Roman" w:eastAsia="Times New Roman" w:hAnsi="Times New Roman"/>
+          <w:sz w:val="24"/>
+          <w:szCs w:val="24"/>
+        </w:rPr>
+        <w:t xml:space="preserve">3.  </w:t>
+      </w:r>
+      <w:r>
+        <w:rPr>
+          <w:rFonts w:ascii="Times New Roman" w:cs="Times New Roman" w:eastAsia="Times New Roman" w:hAnsi="Times New Roman"/>
+          <w:sz w:val="24"/>
+          <w:szCs w:val="24"/>
+        </w:rPr>
+        <w:t xml:space="preserve">[Challenge] Handle pagination and combine data. --- ---</w:t>
+      </w:r>
+    </w:p>
+    <w:p>
+      <w:pPr>
+        <w:spacing w:after="80"/>
+      </w:pPr>
+    </w:p>
+    <w:p>
+      <w:pPr>
+        <w:spacing w:after="80" w:before="240"/>
+      </w:pPr>
+      <w:r>
+        <w:rPr>
+          <w:rFonts w:ascii="Times New Roman" w:cs="Times New Roman" w:eastAsia="Times New Roman" w:hAnsi="Times New Roman"/>
+          <w:b/>
+          <w:bCs/>
+          <w:sz w:val="24"/>
+          <w:szCs w:val="24"/>
+          <w:u w:val="single"/>
+        </w:rPr>
+        <w:t xml:space="preserve">Exit Ticket</w:t>
+      </w:r>
+    </w:p>
+    <w:p>
+      <w:pPr>
+        <w:spacing w:after="80"/>
+      </w:pPr>
+      <w:r>
+        <w:rPr>
+          <w:rFonts w:ascii="Times New Roman" w:cs="Times New Roman" w:eastAsia="Times New Roman" w:hAnsi="Times New Roman"/>
+          <w:sz w:val="24"/>
+          <w:szCs w:val="24"/>
+        </w:rPr>
+        <w:t xml:space="preserve">In your own words, explain how you would interact with REST APIs, fetch real data, and process JSON responses.</w:t>
+      </w:r>
+    </w:p>
+    <w:p>
+      <w:pPr>
+        <w:spacing w:after="80"/>
+      </w:pPr>
+      <w:r>
+        <w:rPr>
+          <w:rFonts w:ascii="Times New Roman" w:cs="Times New Roman" w:eastAsia="Times New Roman" w:hAnsi="Times New Roman"/>
+          <w:sz w:val="24"/>
+          <w:szCs w:val="24"/>
+        </w:rPr>
+        <w:t xml:space="preserve">Quick check: Fetch and display data from public API.</w:t>
+      </w:r>
+    </w:p>
+    <w:p>
+      <w:pPr>
+        <w:spacing w:after="80"/>
+      </w:pPr>
+    </w:p>
+    <w:p>
+      <w:pPr>
+        <w:spacing w:after="80" w:before="240"/>
+      </w:pPr>
+      <w:r>
+        <w:rPr>
+          <w:rFonts w:ascii="Times New Roman" w:cs="Times New Roman" w:eastAsia="Times New Roman" w:hAnsi="Times New Roman"/>
+          <w:b/>
+          <w:bCs/>
+          <w:sz w:val="24"/>
+          <w:szCs w:val="24"/>
+          <w:u w:val="single"/>
+        </w:rPr>
+        <w:t xml:space="preserve">Optional Homework / TimeKiller</w:t>
+      </w:r>
+    </w:p>
+    <w:p>
+      <w:pPr>
+        <w:spacing w:after="80"/>
+      </w:pPr>
+      <w:r>
+        <w:rPr>
+          <w:rFonts w:ascii="Times New Roman" w:cs="Times New Roman" w:eastAsia="Times New Roman" w:hAnsi="Times New Roman"/>
+          <w:sz w:val="24"/>
+          <w:szCs w:val="24"/>
+        </w:rPr>
+        <w:t xml:space="preserve">Challenge: Handle pagination and combine data. --- ---</w:t>
       </w:r>
     </w:p>
     <w:sectPr>
-      <w:headerReference w:type="default" r:id="rId7"/>
-      <w:footerReference w:type="default" r:id="rId8"/>
-      <w:pgSz w:w="11906" w:h="16838" w:orient="portrait"/>
+      <w:pgSz w:w="12240" w:h="15840" w:orient="portrait"/>
       <w:pgMar w:top="1440" w:right="1440" w:bottom="1440" w:left="1440" w:header="708" w:footer="708" w:gutter="0"/>
       <w:pgNumType/>
       <w:docGrid w:linePitch="360"/>
@@ -330,19 +546,6 @@
 </w:endnotes>
 </file>
 
-<file path=word/footer1.xml><?xml version="1.0" encoding="utf-8"?>
-<w:ftr xmlns:wpc="http://schemas.microsoft.com/office/word/2010/wordprocessingCanvas" xmlns:mc="http://schemas.openxmlformats.org/markup-compatibility/2006" xmlns:o="urn:schemas-microsoft-com:office:office" xmlns:r="http://schemas.openxmlformats.org/officeDocument/2006/relationships" xmlns:m="http://schemas.openxmlformats.org/officeDocument/2006/math" xmlns:v="urn:schemas-microsoft-com:vml" xmlns:wp14="http://schemas.microsoft.com/office/word/2010/wordprocessingDrawing" xmlns:wp="http://schemas.openxmlformats.org/drawingml/2006/wordprocessingDrawing" xmlns:w10="urn:schemas-microsoft-com:office:word" xmlns:w="http://schemas.openxmlformats.org/wordprocessingml/2006/main" xmlns:w14="http://schemas.microsoft.com/office/word/2010/wordml" xmlns:w15="http://schemas.microsoft.com/office/word/2012/wordml" xmlns:wpg="http://schemas.microsoft.com/office/word/2010/wordprocessingGroup" xmlns:wpi="http://schemas.microsoft.com/office/word/2010/wordprocessingInk" xmlns:wne="http://schemas.microsoft.com/office/word/2006/wordml" xmlns:wps="http://schemas.microsoft.com/office/word/2010/wordprocessingShape">
-  <w:p>
-    <w:pPr>
-      <w:jc w:val="center"/>
-    </w:pPr>
-    <w:r>
-      <w:t xml:space="preserve">Page </w:t>
-    </w:r>
-  </w:p>
-</w:ftr>
-</file>
-
 <file path=word/footnotes.xml><?xml version="1.0" encoding="utf-8"?>
 <w:footnotes xmlns:wpc="http://schemas.microsoft.com/office/word/2010/wordprocessingCanvas" xmlns:mc="http://schemas.openxmlformats.org/markup-compatibility/2006" xmlns:o="urn:schemas-microsoft-com:office:office" xmlns:r="http://schemas.openxmlformats.org/officeDocument/2006/relationships" xmlns:m="http://schemas.openxmlformats.org/officeDocument/2006/math" xmlns:v="urn:schemas-microsoft-com:vml" xmlns:wp14="http://schemas.microsoft.com/office/word/2010/wordprocessingDrawing" xmlns:wp="http://schemas.openxmlformats.org/drawingml/2006/wordprocessingDrawing" xmlns:w10="urn:schemas-microsoft-com:office:word" xmlns:w="http://schemas.openxmlformats.org/wordprocessingml/2006/main" xmlns:w14="http://schemas.microsoft.com/office/word/2010/wordml" xmlns:w15="http://schemas.microsoft.com/office/word/2012/wordml" xmlns:wpg="http://schemas.microsoft.com/office/word/2010/wordprocessingGroup" xmlns:wpi="http://schemas.microsoft.com/office/word/2010/wordprocessingInk" xmlns:wne="http://schemas.microsoft.com/office/word/2006/wordml" xmlns:wps="http://schemas.microsoft.com/office/word/2010/wordprocessingShape" mc:Ignorable="w14 w15 wp14">
   <w:footnote w:type="separator" w:id="-1">
@@ -378,19 +581,6 @@
     </w:p>
   </w:footnote>
 </w:footnotes>
-</file>
-
-<file path=word/header1.xml><?xml version="1.0" encoding="utf-8"?>
-<w:hdr xmlns:wpc="http://schemas.microsoft.com/office/word/2010/wordprocessingCanvas" xmlns:mc="http://schemas.openxmlformats.org/markup-compatibility/2006" xmlns:o="urn:schemas-microsoft-com:office:office" xmlns:r="http://schemas.openxmlformats.org/officeDocument/2006/relationships" xmlns:m="http://schemas.openxmlformats.org/officeDocument/2006/math" xmlns:v="urn:schemas-microsoft-com:vml" xmlns:wp14="http://schemas.microsoft.com/office/word/2010/wordprocessingDrawing" xmlns:wp="http://schemas.openxmlformats.org/drawingml/2006/wordprocessingDrawing" xmlns:w10="urn:schemas-microsoft-com:office:word" xmlns:w="http://schemas.openxmlformats.org/wordprocessingml/2006/main" xmlns:w14="http://schemas.microsoft.com/office/word/2010/wordml" xmlns:w15="http://schemas.microsoft.com/office/word/2012/wordml" xmlns:wpg="http://schemas.microsoft.com/office/word/2010/wordprocessingGroup" xmlns:wpi="http://schemas.microsoft.com/office/word/2010/wordprocessingInk" xmlns:wne="http://schemas.microsoft.com/office/word/2006/wordml" xmlns:wps="http://schemas.microsoft.com/office/word/2010/wordprocessingShape" xmlns:cx="http://schemas.microsoft.com/office/drawing/2014/chartex" xmlns:cx1="http://schemas.microsoft.com/office/drawing/2015/9/8/chartex" xmlns:cx2="http://schemas.microsoft.com/office/drawing/2015/10/21/chartex" xmlns:cx3="http://schemas.microsoft.com/office/drawing/2016/5/9/chartex" xmlns:cx4="http://schemas.microsoft.com/office/drawing/2016/5/10/chartex" xmlns:cx5="http://schemas.microsoft.com/office/drawing/2016/5/11/chartex" xmlns:cx6="http://schemas.microsoft.com/office/drawing/2016/5/12/chartex" xmlns:cx7="http://schemas.microsoft.com/office/drawing/2016/5/13/chartex" xmlns:cx8="http://schemas.microsoft.com/office/drawing/2016/5/14/chartex" xmlns:w16cid="http://schemas.microsoft.com/office/word/2016/wordml/cid" xmlns:w16se="http://schemas.microsoft.com/office/word/2015/wordml/symex">
-  <w:p>
-    <w:pPr>
-      <w:jc w:val="center"/>
-    </w:pPr>
-    <w:r>
-      <w:t xml:space="preserve">Coding II | Unit 6: APIs &amp; External Libraries | Day 3</w:t>
-    </w:r>
-  </w:p>
-</w:hdr>
 </file>
 
 <file path=word/numbering.xml><?xml version="1.0" encoding="utf-8"?>
@@ -491,7 +681,13 @@
 <file path=word/styles.xml><?xml version="1.0" encoding="utf-8"?>
 <w:styles xmlns:mc="http://schemas.openxmlformats.org/markup-compatibility/2006" xmlns:r="http://schemas.openxmlformats.org/officeDocument/2006/relationships" xmlns:w="http://schemas.openxmlformats.org/wordprocessingml/2006/main" xmlns:w14="http://schemas.microsoft.com/office/word/2010/wordml" xmlns:w15="http://schemas.microsoft.com/office/word/2012/wordml" mc:Ignorable="w14 w15">
   <w:docDefaults>
-    <w:rPrDefault/>
+    <w:rPrDefault>
+      <w:rPr>
+        <w:rFonts w:ascii="Times New Roman" w:cs="Times New Roman" w:eastAsia="Times New Roman" w:hAnsi="Times New Roman"/>
+        <w:sz w:val="24"/>
+        <w:szCs w:val="24"/>
+      </w:rPr>
+    </w:rPrDefault>
     <w:pPrDefault/>
   </w:docDefaults>
   <w:style w:type="paragraph" w:styleId="Title">
